--- a/ky/wisdom-stories/with-this-nation-the-world-can-be-conquered.docx
+++ b/ky/wisdom-stories/with-this-nation-the-world-can-be-conquered.docx
@@ -39,7 +39,7 @@
           <w:sz w:val="22"/>
           <w:lang w:val="ky-KG"/>
         </w:rPr>
-        <w:t>Бир күнү падыша калкы кандай жашап жатканын көрүш үчүн кийимин алмаштырып, шаарга чыгат. Товарлардын сапатын, бааларын жана дүкөн ээлеринин маанайын билүү үчүн шаар базарларын кыдыра баштайт.</w:t>
+        <w:t>Бир күнү падыша калкы кандай жашап жатканын көрүш үчүн кийимин алмаштырып, шаарга чыгат. Товарлардын сапатын, бааларын жана дүкөн ээлеринин турмушун билүү үчүн шаар базарларын кыдыра баштайт.</w:t>
       </w:r>
     </w:p>
     <w:p>
@@ -207,7 +207,7 @@
           <w:sz w:val="22"/>
           <w:lang w:val="ky-KG"/>
         </w:rPr>
-        <w:t xml:space="preserve">Сабак: </w:t>
+        <w:t>Сабак: Чыныгы күч куралда эмес, элдин адалдыгында. Жер алуу эмес, жүрөк багындыруу — чыныгы жеңиш.</w:t>
       </w:r>
       <w:r>
         <w:rPr>
@@ -216,7 +216,6 @@
           <w:sz w:val="22"/>
           <w:lang w:val="ky-KG"/>
         </w:rPr>
-        <w:t>Өз ырыскысы менен кошо кошунасынын ырыскысын ойлогон элдин ынтымагы бекем болот. Чыныгы күч — адал эмгекте, кең пейилде.</w:t>
       </w:r>
     </w:p>
     <w:p>
@@ -236,7 +235,7 @@
           <w:sz w:val="18"/>
           <w:lang w:val="ky-KG"/>
         </w:rPr>
-        <w:t>Окуя ачык интернет булактарынан алынды.</w:t>
+        <w:t>Аңгемелер ачык интернет булактарынан алынган, иллюстрациялар болсо ЖИ менен түзүлгөн.</w:t>
       </w:r>
     </w:p>
     <w:sectPr>
